--- a/Анализ результатов мониторинга.docx
+++ b/Анализ результатов мониторинга.docx
@@ -1826,7 +1826,7 @@
         <w:rPr>
           <w:color w:val="000000"/>
         </w:rPr>
-        <w:t>Результаты сценариев по 6-группной классификации в разрезе сегментов. Полная детализация доступна в Excel-приложении.</w:t>
+        <w:t>Результаты сценариев по 6-группной классификации в разрезе сегментов. Полная детализация доступна в Excel-приложении «Приложение к отчету "Анализ результатов мониторинга".xlsx».</w:t>
       </w:r>
     </w:p>
     <w:p>
@@ -5473,7 +5473,7 @@
         <w:rPr>
           <w:color w:val="000000"/>
         </w:rPr>
-        <w:t>В таблице представлены топ-10 наиболее часто встречающихся номеров ФП. Полная детализация по 6 классам результатов доступна в Excel-приложении.</w:t>
+        <w:t>В таблице представлены топ-10 наиболее часто встречающихся номеров ФП. Полная детализация по 6 классам результатов доступна в Excel-приложении «Приложение к отчету "Анализ результатов мониторинга".xlsx».</w:t>
       </w:r>
     </w:p>
     <w:tbl>
@@ -7309,7 +7309,7 @@
         <w:br/>
         <w:t xml:space="preserve">    • ФП 16.1 выделяется аномально высокой долей ошибок;</w:t>
         <w:br/>
-        <w:t xml:space="preserve">    • Полные данные по всем номерам ФП доступны в Excel-приложении.</w:t>
+        <w:t xml:space="preserve">    • Полные данные по всем номерам ФП доступны в Excel-приложении «Приложение к отчету "Анализ результатов мониторинга".xlsx».</w:t>
       </w:r>
     </w:p>
     <w:p>
@@ -7349,7 +7349,7 @@
         <w:rPr>
           <w:color w:val="000000"/>
         </w:rPr>
-        <w:t>СФП встречаются значительно реже ФП. В таблице — топ-10 по количеству карточек. Полная детализация по 6 классам доступна в Excel-приложении.</w:t>
+        <w:t>СФП встречаются значительно реже ФП. В таблице — топ-10 по количеству карточек. Полная детализация по 6 классам доступна в Excel-приложении «Приложение к отчету "Анализ результатов мониторинга".xlsx».</w:t>
       </w:r>
     </w:p>
     <w:tbl>
